--- a/por/docx/03.content.docx
+++ b/por/docx/03.content.docx
@@ -11,6 +11,15 @@
         <w:pStyle w:val="Heading2"/>
       </w:pPr>
       <w:r>
+        <w:t>Resource: Notas de Estudo (Tyndale)</w:t>
+      </w:r>
+      <w:r/>
+    </w:p>
+    <w:p>
+      <w:pPr>
+        <w:pStyle w:val="Heading2"/>
+      </w:pPr>
+      <w:r>
         <w:t>License Information</w:t>
       </w:r>
       <w:r/>
@@ -21,7 +30,7 @@
         <w:rPr>
           <w:b/>
         </w:rPr>
-        <w:t>Study Notes (Tyndale)</w:t>
+        <w:t>Notas de Estudo (Tyndale)</w:t>
       </w:r>
       <w:r>
         <w:t xml:space="preserve"> (Portuguese) is based on</w:t>
@@ -74,7 +83,7 @@
         <w:pStyle w:val="Heading1"/>
       </w:pPr>
       <w:r>
-        <w:t>Study Notes (Tyndale)</w:t>
+        <w:t>Notas de Estudo (Tyndale)</w:t>
       </w:r>
     </w:p>
     <w:p>
@@ -83,6 +92,51 @@
           <w:headerReference w:type="even" r:id="rId8"/>
           <w:headerReference w:type="default" r:id="rId9"/>
           <w:footerReference w:type="default" r:id="rId10"/>
+          <w:footnotePr>
+            <w:numRestart w:val="eachSect"/>
+          </w:footnotePr>
+          <w:type w:val="continuous"/>
+          <w:pgSz w:w="12240" w:h="15840" w:code="1"/>
+          <w:pgMar w:top="1440" w:right="1440" w:bottom="1440" w:left="1440" w:header="504" w:footer="504" w:gutter="0"/>
+          <w:cols w:space="708"/>
+          <w:titlePg/>
+          <w:docGrid w:linePitch="360"/>
+        </w:sectPr>
+      </w:pPr>
+    </w:p>
+    <w:p>
+      <w:r/>
+    </w:p>
+    <w:p>
+      <w:pPr>
+        <w:pStyle w:val="Heading2"/>
+      </w:pPr>
+      <w:r>
+        <w:t>LEV</w:t>
+      </w:r>
+      <w:r/>
+    </w:p>
+    <w:p>
+      <w:r/>
+      <w:r>
+        <w:rPr>
+          <w:i/>
+        </w:rPr>
+        <w:t>Levítico 1:1–7.38, Levítico 1.2–3, Levítico 1.3, Levitico 1.3–17, Levítico 1.4, Levítico 1.5, Levítico 1.6, Levítico 1.8, Levítico 1.9, Levítico 1.10–13, Levítico 1.14–17, Levítico 1.17, Levítico 2.1, Levítico 2.1–16, Levítico 2.2, Levítico 2.3, Levítico 2.4, Levítico 2.5, Levítico 2.7, Levítico 2.11, Levítico 2.12, Levítico 2:13, Levítico 3.1, Levítico 3.1–17, Levítico 3.4, Levítico 3.5, Levítico 3.6–11, Levítico 3.9, Levítico 3.11, Levítico 3.12–16, Levítico 3.17, Levítico 4.1–5.13, Levítico 4.3, Levítico 4.3–21, Levítico 4.5–6, Levítico 4.7, Levítico 4.11–12, Levítico 4.15, Levítico 4.20, Levítico 4.22, Levítico 4.22–35, Levítico 4.23, Levítico 4.24, Levítico 4.25, Levítico 4.27–35, Levítico 5.1, Levítico 5.1–6, Levítico 5.2, Levítico 5.3, Levítico 5.4, Levítico 5.5, Levítico 5.6, Levítico 5.7, Levítico 5.7–13, Levítico 5.11, Levítico 5.13, Levítico 5.14–6.7, Levítico 5.15, Levítico 5.16, Levítico 5.17–19, Levítico 6.2, Levítico 6.5, Levítico 6.7, Levítico 6.8–7.38, Levítico 6.10, Levítico 6.11, Levítico 6.12–13, Levítico 6.16, Levítico 6.17, Levítico 6.18, Levítico 6.19–23, Levítico 6.22, Levítico 6.23, Levítico 6.28, Levítico 6.30, Levítico 7.3–4, Levítico 7.12–15, Levítico 7.15, Levítico 7.16–18, Levítico 7.18, Levítico 7.19–21, Levítico 7.20–21, Levítico 7.22–27, Levítico 7.24, Levítico 7.26–27, Levítico 7.34, Levítico 7.36, Levítico 8.1–36, Levítico 8.2, Levítico 8.4, Levítico 8.6, Levítico 8.7, Levítico 8.8, Levítico 8.9, Levítico 8.10, Levítico 8.13, Levítico 8.14, Levítico 8.15, Levítico 8.18, Levítico 8.22, Levítico 8.23, Levítico 8.29, Levítico 8.30, Levítico 8.31, Levítico 8.34, Levítico 8.35, Levítico 9.1, Levítico 9.2–4, Levítico 9.6, Levítico 9.7, Levítico 9.9, Levítico 9.17, Levítico 9.22, Levítico 9.24, Levítico 10.1, Levítico 10.1–20, Levítico 10.2, Levítico 10.3, Levítico 10.4, Levítico 10.5, Levítico 10.6, Levítico 10.7, Levítico 10.8–10, Levítico 10.11, Levítico 10.12, Levítico 10.13–15, Levítico 10.16–17, Levítico 10.19, Levítico 11.1–15.33, Levítico 11.2–3, Levítico 11.2–8, Levítico 11.5–6, Levítico 11.9, Levítico 11.10, Levítico 11.13–19, Levítico 11.21–22, Levítico 11.24–25, Levítico 11.29–31, Levítico 11.32–40, Levítico 11.36, Levítico 11.37–38, Levítico 11.39–40, Levítico 11.44–45, Levítico 11.45, Levítico 12.1–8, Levítico 12.2, Levítico 12.3, Levítico 12.4, Levítico 12.5, Levítico 12.6, Levítico 12.7, Levítico 12.8, Levítico 13.1–46, Levítico 13.1–14.57, Levítico 13.2, Levítico 13.3, Levítico 13.4–5, Levítico 13.8, Levítico 13.10, Levítico 13.12–13, Levítico 13.24–25, Levítico 13.30, Levítico 13.38–39, Levítico 13.42, Levítico 13.45, Levítico 13.46, Levítico 13.47, Levítico 13.47–59, Levítico 14.1–32, Levítico 14.4, Levítico 14.5–7, Levítico 14.7, Levítico 14.12, Levítico 14.14, Levítico 14.15–17, Levítico 14.19, Levítico 14.20, Levítico 14.21–32, Levítico 14.33–53, Levítico 14.34, Levítico 14.36, Levítico 14.37, Levítico 14.54–57, Levítico 15.1–33, Levítico 15.2, Levítico 15.13–15, Levítico 15.16–17, Levítico 15.18, Levítico 15.19–23, Levítico 15.24, Levítico 15.25–29, Levítico 15.32–33, Levítico 16.1–34, Levítico 16.2, Levítico 16.4, Levítico 16.6, Levítico 16.8, Levítico 16.16, Levítico 16.23–24, Levítico 16.27, Levítico 16.29, Levítico 16.31, Levítico 17.1–26.46, Levítico 17.3–9, Levítico 17.4, Levítico 17.7, Levítico 17.11, Levítico 17.13, Levítico 17.15–16, Levítico 18.1–20.27, Levítico 18.2, Levítico 18.4–5, Levítico 18.6–7, Levítico 18.7, Levítico 18.7–8, Levítico 18.9, Levítico 18.12–13, Levítico 18.14, Levítico 18.15, Levítico 18.16, Levítico 18.17, Levítico 18.18, Levítico 18.20, Levítico 18.21, Levítico 18.22, Levítico 18.23, Levítico 18.24–25, Levítico 18.28, Levítico 19.2, Levítico 19.3, Levítico 19.9–10, Levítico 19.11, Levítico 19.12, Levítico 19.13, Levítico 19.14, Levítico 19.15, Levítico 19.16, Levítico 19.17, Levítico 19.18, Levítico 19.19, Levítico 19.20–22, Levítico 19.23–25, Levítico 19.26, Levítico 19.27, Levítico 19.28, Levítico 19.29, Levítico 19.30, Levítico 19.31, Levítico 19.32, Levítico 19.33–34, Levítico 19.35–36, Levítico 20.2, Levítico 20.9, Levítico 20.9–27, Levítico 20.10, Levítico 20.11, Levítico 20.17, Levítico 20.20–21, Levítico 20.24, Levítico 21.1–4, Levítico 21.1–22.33, Levítico 21.5, Levítico 21.6, Levítico 21.7, Levítico 21.10–15, Levítico 21.22, Levítico 22.2–6, Levítico 22.5, Levítico 22.9, Levítico 22.11, Levítico 22.14–16, Levítico 22.15, Levítico 22.18, Levítico 22.21, Levítico 22.23, Levítico 22.27, Levítico 22.28, Levítico 23.2, Levítico 23.5, Levítico 23.5–8, Levítico 23.6, Levítico 23.10–14, Levítico 23.11, Levítico 23.14, Levítico 23.15–21, Levítico 23.18, Levítico 23.24, Levítico 23.27, Levítico 23.29–30, Levítico 23.34–43, Levítico 23.39, Levítico 23.43, Levítico 24.5, Levítico 24.7, Levítico 24.10–23, Levítico 24.11, Levítico 24.14, Levítico 24.17, Levítico 24.20, Levítico 24.22, Levítico 25.1–55, Levítico 25.2–7, Levítico 25.4, Levítico 25.8–17, Levítico 25.10, Levítico 25.11–12, Levítico 25.15–16, Levítico 25.23, Levítico 25.25, Levítico 25.29–31, Levítico 25.32–34, Levítico 25.35, Levítico 25.36–37, Levítico 25.38, Levítico 25.40, Levítico 25.42, Levítico 25.43, Levítico 25.44–46, Levítico 25.47–55, Levítico 26.1, Levítico 26.3, Levítico 26.3–39, Levítico 26.5, Levítico 26.7, Levítico 26.9, Levítico 26.12, Levítico 26.13, Levítico 26.14–39, Levítico 26.18, Levítico 26.19–20, Levítico 26.29, Levítico 26.30, Levítico 26.34, Levítico 26.36–39, Levítico 26.40–45, Levítico 26.41, Levítico 26.42, Levítico 27.1–34, Levítico 27.2, Levítico 27.3–7, Levítico 27.8, Levítico 27.9–10, Levítico 27.11–13, Levítico 27.14–15, Levítico 27.16–21, Levítico 27.21, Levítico 27.25, Levítico 27.26, Levítico 27.28, Levítico 27.29, Levítico 27.30, Levítico 27.31, Levítico 27.32, Levítico 27.34</w:t>
+      </w:r>
+      <w:r/>
+    </w:p>
+    <w:p>
+      <w:r/>
+      <w:r>
+        <w:t xml:space="preserve"> </w:t>
+      </w:r>
+      <w:r/>
+      <w:r/>
+    </w:p>
+    <w:p>
+      <w:pPr>
+        <w:sectPr>
           <w:footnotePr>
             <w:numRestart w:val="eachSect"/>
           </w:footnotePr>

--- a/por/docx/03.content.docx
+++ b/por/docx/03.content.docx
@@ -163,13 +163,6 @@
         <w:rPr>
           <w:lang w:val="pt_PT" w:bidi="pt_PT"/>
         </w:rPr>
-      </w:r>
-      <w:r>
-        <w:rPr>
-          <w:i/>
-          <w:lang w:val="pt_PT" w:bidi="pt_PT"/>
-        </w:rPr>
-        <w:t>Levítico 1:1–7.38, Levítico 1.2–3, Levítico 1.3, Levitico 1.3–17, Levítico 1.4, Levítico 1.5, Levítico 1.6, Levítico 1.8, Levítico 1.9, Levítico 1.10–13, Levítico 1.14–17, Levítico 1.17, Levítico 2.1, Levítico 2.1–16, Levítico 2.2, Levítico 2.3, Levítico 2.4, Levítico 2.5, Levítico 2.7, Levítico 2.11, Levítico 2.12, Levítico 2:13, Levítico 3.1, Levítico 3.1–17, Levítico 3.4, Levítico 3.5, Levítico 3.6–11, Levítico 3.9, Levítico 3.11, Levítico 3.12–16, Levítico 3.17, Levítico 4.1–5.13, Levítico 4.3, Levítico 4.3–21, Levítico 4.5–6, Levítico 4.7, Levítico 4.11–12, Levítico 4.15, Levítico 4.20, Levítico 4.22, Levítico 4.22–35, Levítico 4.23, Levítico 4.24, Levítico 4.25, Levítico 4.27–35, Levítico 5.1, Levítico 5.1–6, Levítico 5.2, Levítico 5.3, Levítico 5.4, Levítico 5.5, Levítico 5.6, Levítico 5.7, Levítico 5.7–13, Levítico 5.11, Levítico 5.13, Levítico 5.14–6.7, Levítico 5.15, Levítico 5.16, Levítico 5.17–19, Levítico 6.2, Levítico 6.5, Levítico 6.7, Levítico 6.8–7.38, Levítico 6.10, Levítico 6.11, Levítico 6.12–13, Levítico 6.16, Levítico 6.17, Levítico 6.18, Levítico 6.19–23, Levítico 6.22, Levítico 6.23, Levítico 6.28, Levítico 6.30, Levítico 7.3–4, Levítico 7.12–15, Levítico 7.15, Levítico 7.16–18, Levítico 7.18, Levítico 7.19–21, Levítico 7.20–21, Levítico 7.22–27, Levítico 7.24, Levítico 7.26–27, Levítico 7.34, Levítico 7.36, Levítico 8.1–36, Levítico 8.2, Levítico 8.4, Levítico 8.6, Levítico 8.7, Levítico 8.8, Levítico 8.9, Levítico 8.10, Levítico 8.13, Levítico 8.14, Levítico 8.15, Levítico 8.18, Levítico 8.22, Levítico 8.23, Levítico 8.29, Levítico 8.30, Levítico 8.31, Levítico 8.34, Levítico 8.35, Levítico 9.1, Levítico 9.2–4, Levítico 9.6, Levítico 9.7, Levítico 9.9, Levítico 9.17, Levítico 9.22, Levítico 9.24, Levítico 10.1, Levítico 10.1–20, Levítico 10.2, Levítico 10.3, Levítico 10.4, Levítico 10.5, Levítico 10.6, Levítico 10.7, Levítico 10.8–10, Levítico 10.11, Levítico 10.12, Levítico 10.13–15, Levítico 10.16–17, Levítico 10.19, Levítico 11.1–15.33, Levítico 11.2–3, Levítico 11.2–8, Levítico 11.5–6, Levítico 11.9, Levítico 11.10, Levítico 11.13–19, Levítico 11.21–22, Levítico 11.24–25, Levítico 11.29–31, Levítico 11.32–40, Levítico 11.36, Levítico 11.37–38, Levítico 11.39–40, Levítico 11.44–45, Levítico 11.45, Levítico 12.1–8, Levítico 12.2, Levítico 12.3, Levítico 12.4, Levítico 12.5, Levítico 12.6, Levítico 12.7, Levítico 12.8, Levítico 13.1–46, Levítico 13.1–14.57, Levítico 13.2, Levítico 13.3, Levítico 13.4–5, Levítico 13.8, Levítico 13.10, Levítico 13.12–13, Levítico 13.24–25, Levítico 13.30, Levítico 13.38–39, Levítico 13.42, Levítico 13.45, Levítico 13.46, Levítico 13.47, Levítico 13.47–59, Levítico 14.1–32, Levítico 14.4, Levítico 14.5–7, Levítico 14.7, Levítico 14.12, Levítico 14.14, Levítico 14.15–17, Levítico 14.19, Levítico 14.20, Levítico 14.21–32, Levítico 14.33–53, Levítico 14.34, Levítico 14.36, Levítico 14.37, Levítico 14.54–57, Levítico 15.1–33, Levítico 15.2, Levítico 15.13–15, Levítico 15.16–17, Levítico 15.18, Levítico 15.19–23, Levítico 15.24, Levítico 15.25–29, Levítico 15.32–33, Levítico 16.1–34, Levítico 16.2, Levítico 16.4, Levítico 16.6, Levítico 16.8, Levítico 16.16, Levítico 16.23–24, Levítico 16.27, Levítico 16.29, Levítico 16.31, Levítico 17.1–26.46, Levítico 17.3–9, Levítico 17.4, Levítico 17.7, Levítico 17.11, Levítico 17.13, Levítico 17.15–16, Levítico 18.1–20.27, Levítico 18.2, Levítico 18.4–5, Levítico 18.6–7, Levítico 18.7, Levítico 18.7–8, Levítico 18.9, Levítico 18.12–13, Levítico 18.14, Levítico 18.15, Levítico 18.16, Levítico 18.17, Levítico 18.18, Levítico 18.20, Levítico 18.21, Levítico 18.22, Levítico 18.23, Levítico 18.24–25, Levítico 18.28, Levítico 19.2, Levítico 19.3, Levítico 19.9–10, Levítico 19.11, Levítico 19.12, Levítico 19.13, Levítico 19.14, Levítico 19.15, Levítico 19.16, Levítico 19.17, Levítico 19.18, Levítico 19.19, Levítico 19.20–22, Levítico 19.23–25, Levítico 19.26, Levítico 19.27, Levítico 19.28, Levítico 19.29, Levítico 19.30, Levítico 19.31, Levítico 19.32, Levítico 19.33–34, Levítico 19.35–36, Levítico 20.2, Levítico 20.9, Levítico 20.9–27, Levítico 20.10, Levítico 20.11, Levítico 20.17, Levítico 20.20–21, Levítico 20.24, Levítico 21.1–4, Levítico 21.1–22.33, Levítico 21.5, Levítico 21.6, Levítico 21.7, Levítico 21.10–15, Levítico 21.22, Levítico 22.2–6, Levítico 22.5, Levítico 22.9, Levítico 22.11, Levítico 22.14–16, Levítico 22.15, Levítico 22.18, Levítico 22.21, Levítico 22.23, Levítico 22.27, Levítico 22.28, Levítico 23.2, Levítico 23.5, Levítico 23.5–8, Levítico 23.6, Levítico 23.10–14, Levítico 23.11, Levítico 23.14, Levítico 23.15–21, Levítico 23.18, Levítico 23.24, Levítico 23.27, Levítico 23.29–30, Levítico 23.34–43, Levítico 23.39, Levítico 23.43, Levítico 24.5, Levítico 24.7, Levítico 24.10–23, Levítico 24.11, Levítico 24.14, Levítico 24.17, Levítico 24.20, Levítico 24.22, Levítico 25.1–55, Levítico 25.2–7, Levítico 25.4, Levítico 25.8–17, Levítico 25.10, Levítico 25.11–12, Levítico 25.15–16, Levítico 25.23, Levítico 25.25, Levítico 25.29–31, Levítico 25.32–34, Levítico 25.35, Levítico 25.36–37, Levítico 25.38, Levítico 25.40, Levítico 25.42, Levítico 25.43, Levítico 25.44–46, Levítico 25.47–55, Levítico 26.1, Levítico 26.3, Levítico 26.3–39, Levítico 26.5, Levítico 26.7, Levítico 26.9, Levítico 26.12, Levítico 26.13, Levítico 26.14–39, Levítico 26.18, Levítico 26.19–20, Levítico 26.29, Levítico 26.30, Levítico 26.34, Levítico 26.36–39, Levítico 26.40–45, Levítico 26.41, Levítico 26.42, Levítico 27.1–34, Levítico 27.2, Levítico 27.3–7, Levítico 27.8, Levítico 27.9–10, Levítico 27.11–13, Levítico 27.14–15, Levítico 27.16–21, Levítico 27.21, Levítico 27.25, Levítico 27.26, Levítico 27.28, Levítico 27.29, Levítico 27.30, Levítico 27.31, Levítico 27.32, Levítico 27.34</w:t>
       </w:r>
       <w:r>
         <w:rPr>

--- a/por/docx/03.content.docx
+++ b/por/docx/03.content.docx
@@ -150,19 +150,6 @@
           <w:lang w:val="pt_PT" w:bidi="pt_PT"/>
         </w:rPr>
         <w:t>LEV</w:t>
-      </w:r>
-      <w:r>
-        <w:rPr>
-          <w:lang w:val="pt_PT" w:bidi="pt_PT"/>
-        </w:rPr>
-      </w:r>
-    </w:p>
-    <w:p>
-      <w:pPr/>
-      <w:r>
-        <w:rPr>
-          <w:lang w:val="pt_PT" w:bidi="pt_PT"/>
-        </w:rPr>
       </w:r>
       <w:r>
         <w:rPr>

--- a/por/docx/03.content.docx
+++ b/por/docx/03.content.docx
@@ -19,7 +19,7 @@
         <w:rPr>
           <w:lang w:val="pt_PT" w:bidi="pt_PT"/>
         </w:rPr>
-        <w:t>Resource: Notas de Estudo (Tyndale)</w:t>
+        <w:t>Resource: Tyndale Open Study Notes</w:t>
       </w:r>
       <w:r>
         <w:rPr>
@@ -112,7 +112,7 @@
         <w:rPr>
           <w:lang w:val="pt_PT" w:bidi="pt_PT"/>
         </w:rPr>
-        <w:t>Notas de Estudo (Tyndale)</w:t>
+        <w:t>Tyndale Open Study Notes</w:t>
       </w:r>
     </w:p>
     <w:p>

--- a/por/docx/03.content.docx
+++ b/por/docx/03.content.docx
@@ -19,7 +19,7 @@
         <w:rPr>
           <w:lang w:val="pt_PT" w:bidi="pt_PT"/>
         </w:rPr>
-        <w:t>Resource: Tyndale Open Study Notes</w:t>
+        <w:t>Resource: Aquifer Open Study Notes</w:t>
       </w:r>
       <w:r>
         <w:rPr>
@@ -112,7 +112,7 @@
         <w:rPr>
           <w:lang w:val="pt_PT" w:bidi="pt_PT"/>
         </w:rPr>
-        <w:t>Tyndale Open Study Notes</w:t>
+        <w:t>Aquifer Open Study Notes</w:t>
       </w:r>
     </w:p>
     <w:p>
